--- a/W09 Design Description.docx
+++ b/W09 Design Description.docx
@@ -29,6 +29,9 @@
       <w:proofErr w:type="spellEnd"/>
       <w:r>
         <w:t xml:space="preserve"> method in the base Goal class.</w:t>
+      </w:r>
+      <w:r>
+        <w:t xml:space="preserve"> I will have numerous getters and setters as well, which the menu class will use when loading and saving files.</w:t>
       </w:r>
     </w:p>
     <w:sectPr>
